--- a/meetings/02252026_FirstMeeting.docx
+++ b/meetings/02252026_FirstMeeting.docx
@@ -9,7 +9,7 @@
     </w:p>
     <w:tbl>
       <w:tblPr>
-        <w:tblW w:w="9445" w:type="dxa"/>
+        <w:tblW w:w="9802" w:type="dxa"/>
         <w:tblBorders>
           <w:top w:val="single" w:sz="4" w:space="0" w:color="auto"/>
           <w:left w:val="single" w:sz="4" w:space="0" w:color="auto"/>
@@ -21,16 +21,16 @@
         <w:tblLook w:val="04A0" w:firstRow="1" w:lastRow="0" w:firstColumn="1" w:lastColumn="0" w:noHBand="0" w:noVBand="1"/>
       </w:tblPr>
       <w:tblGrid>
-        <w:gridCol w:w="1975"/>
-        <w:gridCol w:w="7470"/>
+        <w:gridCol w:w="2049"/>
+        <w:gridCol w:w="7753"/>
       </w:tblGrid>
       <w:tr>
         <w:trPr>
-          <w:trHeight w:val="288"/>
+          <w:trHeight w:val="324"/>
         </w:trPr>
         <w:tc>
           <w:tcPr>
-            <w:tcW w:w="1975" w:type="dxa"/>
+            <w:tcW w:w="2049" w:type="dxa"/>
             <w:shd w:val="clear" w:color="auto" w:fill="F2CEED" w:themeFill="accent5" w:themeFillTint="33"/>
             <w:noWrap/>
             <w:vAlign w:val="bottom"/>
@@ -63,7 +63,7 @@
         </w:tc>
         <w:tc>
           <w:tcPr>
-            <w:tcW w:w="7470" w:type="dxa"/>
+            <w:tcW w:w="7753" w:type="dxa"/>
             <w:noWrap/>
             <w:vAlign w:val="bottom"/>
             <w:hideMark/>
@@ -96,11 +96,11 @@
       </w:tr>
       <w:tr>
         <w:trPr>
-          <w:trHeight w:val="288"/>
+          <w:trHeight w:val="324"/>
         </w:trPr>
         <w:tc>
           <w:tcPr>
-            <w:tcW w:w="1975" w:type="dxa"/>
+            <w:tcW w:w="2049" w:type="dxa"/>
             <w:shd w:val="clear" w:color="auto" w:fill="F2CEED" w:themeFill="accent5" w:themeFillTint="33"/>
             <w:noWrap/>
             <w:vAlign w:val="bottom"/>
@@ -133,7 +133,7 @@
         </w:tc>
         <w:tc>
           <w:tcPr>
-            <w:tcW w:w="7470" w:type="dxa"/>
+            <w:tcW w:w="7753" w:type="dxa"/>
             <w:noWrap/>
             <w:vAlign w:val="bottom"/>
             <w:hideMark/>
@@ -166,11 +166,11 @@
       </w:tr>
       <w:tr>
         <w:trPr>
-          <w:trHeight w:val="288"/>
+          <w:trHeight w:val="324"/>
         </w:trPr>
         <w:tc>
           <w:tcPr>
-            <w:tcW w:w="1975" w:type="dxa"/>
+            <w:tcW w:w="2049" w:type="dxa"/>
             <w:shd w:val="clear" w:color="auto" w:fill="F2CEED" w:themeFill="accent5" w:themeFillTint="33"/>
             <w:noWrap/>
             <w:vAlign w:val="bottom"/>
@@ -203,7 +203,7 @@
         </w:tc>
         <w:tc>
           <w:tcPr>
-            <w:tcW w:w="7470" w:type="dxa"/>
+            <w:tcW w:w="7753" w:type="dxa"/>
             <w:noWrap/>
             <w:vAlign w:val="bottom"/>
             <w:hideMark/>
@@ -236,11 +236,11 @@
       </w:tr>
       <w:tr>
         <w:trPr>
-          <w:trHeight w:val="288"/>
+          <w:trHeight w:val="324"/>
         </w:trPr>
         <w:tc>
           <w:tcPr>
-            <w:tcW w:w="1975" w:type="dxa"/>
+            <w:tcW w:w="2049" w:type="dxa"/>
             <w:shd w:val="clear" w:color="auto" w:fill="F2CEED" w:themeFill="accent5" w:themeFillTint="33"/>
             <w:noWrap/>
             <w:vAlign w:val="bottom"/>
@@ -273,7 +273,7 @@
         </w:tc>
         <w:tc>
           <w:tcPr>
-            <w:tcW w:w="7470" w:type="dxa"/>
+            <w:tcW w:w="7753" w:type="dxa"/>
             <w:noWrap/>
             <w:vAlign w:val="bottom"/>
             <w:hideMark/>
@@ -306,11 +306,11 @@
       </w:tr>
       <w:tr>
         <w:trPr>
-          <w:trHeight w:val="288"/>
+          <w:trHeight w:val="324"/>
         </w:trPr>
         <w:tc>
           <w:tcPr>
-            <w:tcW w:w="1975" w:type="dxa"/>
+            <w:tcW w:w="2049" w:type="dxa"/>
             <w:shd w:val="clear" w:color="auto" w:fill="F2CEED" w:themeFill="accent5" w:themeFillTint="33"/>
             <w:noWrap/>
             <w:vAlign w:val="bottom"/>
@@ -342,7 +342,7 @@
         </w:tc>
         <w:tc>
           <w:tcPr>
-            <w:tcW w:w="7470" w:type="dxa"/>
+            <w:tcW w:w="7753" w:type="dxa"/>
             <w:noWrap/>
             <w:vAlign w:val="bottom"/>
           </w:tcPr>
@@ -374,11 +374,11 @@
       </w:tr>
       <w:tr>
         <w:trPr>
-          <w:trHeight w:val="288"/>
+          <w:trHeight w:val="324"/>
         </w:trPr>
         <w:tc>
           <w:tcPr>
-            <w:tcW w:w="1975" w:type="dxa"/>
+            <w:tcW w:w="2049" w:type="dxa"/>
             <w:shd w:val="clear" w:color="auto" w:fill="F2CEED" w:themeFill="accent5" w:themeFillTint="33"/>
             <w:noWrap/>
             <w:vAlign w:val="bottom"/>
@@ -411,7 +411,7 @@
         </w:tc>
         <w:tc>
           <w:tcPr>
-            <w:tcW w:w="7470" w:type="dxa"/>
+            <w:tcW w:w="7753" w:type="dxa"/>
             <w:noWrap/>
             <w:vAlign w:val="bottom"/>
             <w:hideMark/>
@@ -428,16 +428,27 @@
                 <w14:ligatures w14:val="none"/>
               </w:rPr>
             </w:pPr>
+            <w:r>
+              <w:rPr>
+                <w:rFonts w:ascii="Aptos Narrow" w:eastAsia="Times New Roman" w:hAnsi="Aptos Narrow" w:cs="Times New Roman"/>
+                <w:color w:val="000000"/>
+                <w:kern w:val="0"/>
+                <w:sz w:val="22"/>
+                <w:szCs w:val="22"/>
+                <w14:ligatures w14:val="none"/>
+              </w:rPr>
+              <w:t xml:space="preserve">4:00 pm </w:t>
+            </w:r>
           </w:p>
         </w:tc>
       </w:tr>
       <w:tr>
         <w:trPr>
-          <w:trHeight w:val="288"/>
+          <w:trHeight w:val="324"/>
         </w:trPr>
         <w:tc>
           <w:tcPr>
-            <w:tcW w:w="1975" w:type="dxa"/>
+            <w:tcW w:w="2049" w:type="dxa"/>
             <w:shd w:val="clear" w:color="auto" w:fill="F2CEED" w:themeFill="accent5" w:themeFillTint="33"/>
             <w:noWrap/>
             <w:vAlign w:val="bottom"/>
@@ -470,32 +481,43 @@
         </w:tc>
         <w:tc>
           <w:tcPr>
-            <w:tcW w:w="7470" w:type="dxa"/>
-            <w:noWrap/>
-            <w:vAlign w:val="bottom"/>
-          </w:tcPr>
-          <w:p>
-            <w:pPr>
-              <w:spacing w:after="0" w:line="240" w:lineRule="auto"/>
-              <w:rPr>
-                <w:rFonts w:ascii="Aptos Narrow" w:eastAsia="Times New Roman" w:hAnsi="Aptos Narrow" w:cs="Times New Roman"/>
-                <w:color w:val="000000"/>
-                <w:kern w:val="0"/>
-                <w:sz w:val="22"/>
-                <w:szCs w:val="22"/>
-                <w14:ligatures w14:val="none"/>
-              </w:rPr>
-            </w:pPr>
+            <w:tcW w:w="7753" w:type="dxa"/>
+            <w:noWrap/>
+            <w:vAlign w:val="bottom"/>
+          </w:tcPr>
+          <w:p>
+            <w:pPr>
+              <w:spacing w:after="0" w:line="240" w:lineRule="auto"/>
+              <w:rPr>
+                <w:rFonts w:ascii="Aptos Narrow" w:eastAsia="Times New Roman" w:hAnsi="Aptos Narrow" w:cs="Times New Roman"/>
+                <w:color w:val="000000"/>
+                <w:kern w:val="0"/>
+                <w:sz w:val="22"/>
+                <w:szCs w:val="22"/>
+                <w14:ligatures w14:val="none"/>
+              </w:rPr>
+            </w:pPr>
+            <w:r>
+              <w:rPr>
+                <w:rFonts w:ascii="Aptos Narrow" w:eastAsia="Times New Roman" w:hAnsi="Aptos Narrow" w:cs="Times New Roman"/>
+                <w:color w:val="000000"/>
+                <w:kern w:val="0"/>
+                <w:sz w:val="22"/>
+                <w:szCs w:val="22"/>
+                <w14:ligatures w14:val="none"/>
+              </w:rPr>
+              <w:t>February 25, 2026</w:t>
+            </w:r>
           </w:p>
         </w:tc>
       </w:tr>
       <w:tr>
         <w:trPr>
-          <w:trHeight w:val="288"/>
+          <w:trHeight w:val="324"/>
         </w:trPr>
         <w:tc>
           <w:tcPr>
-            <w:tcW w:w="1975" w:type="dxa"/>
+            <w:tcW w:w="2049" w:type="dxa"/>
             <w:shd w:val="clear" w:color="auto" w:fill="F2CEED" w:themeFill="accent5" w:themeFillTint="33"/>
             <w:noWrap/>
             <w:vAlign w:val="bottom"/>
@@ -528,32 +550,43 @@
         </w:tc>
         <w:tc>
           <w:tcPr>
-            <w:tcW w:w="7470" w:type="dxa"/>
-            <w:noWrap/>
-            <w:vAlign w:val="bottom"/>
-          </w:tcPr>
-          <w:p>
-            <w:pPr>
-              <w:spacing w:after="0" w:line="240" w:lineRule="auto"/>
-              <w:rPr>
-                <w:rFonts w:ascii="Aptos Narrow" w:eastAsia="Times New Roman" w:hAnsi="Aptos Narrow" w:cs="Times New Roman"/>
-                <w:color w:val="000000"/>
-                <w:kern w:val="0"/>
-                <w:sz w:val="22"/>
-                <w:szCs w:val="22"/>
-                <w14:ligatures w14:val="none"/>
-              </w:rPr>
-            </w:pPr>
+            <w:tcW w:w="7753" w:type="dxa"/>
+            <w:noWrap/>
+            <w:vAlign w:val="bottom"/>
+          </w:tcPr>
+          <w:p>
+            <w:pPr>
+              <w:spacing w:after="0" w:line="240" w:lineRule="auto"/>
+              <w:rPr>
+                <w:rFonts w:ascii="Aptos Narrow" w:eastAsia="Times New Roman" w:hAnsi="Aptos Narrow" w:cs="Times New Roman"/>
+                <w:color w:val="000000"/>
+                <w:kern w:val="0"/>
+                <w:sz w:val="22"/>
+                <w:szCs w:val="22"/>
+                <w14:ligatures w14:val="none"/>
+              </w:rPr>
+            </w:pPr>
+            <w:r>
+              <w:rPr>
+                <w:rFonts w:ascii="Aptos Narrow" w:eastAsia="Times New Roman" w:hAnsi="Aptos Narrow" w:cs="Times New Roman"/>
+                <w:color w:val="000000"/>
+                <w:kern w:val="0"/>
+                <w:sz w:val="22"/>
+                <w:szCs w:val="22"/>
+                <w14:ligatures w14:val="none"/>
+              </w:rPr>
+              <w:t xml:space="preserve">Zoom </w:t>
+            </w:r>
           </w:p>
         </w:tc>
       </w:tr>
       <w:tr>
         <w:trPr>
-          <w:trHeight w:val="288"/>
+          <w:trHeight w:val="324"/>
         </w:trPr>
         <w:tc>
           <w:tcPr>
-            <w:tcW w:w="1975" w:type="dxa"/>
+            <w:tcW w:w="2049" w:type="dxa"/>
             <w:shd w:val="clear" w:color="auto" w:fill="F2CEED" w:themeFill="accent5" w:themeFillTint="33"/>
             <w:noWrap/>
             <w:vAlign w:val="bottom"/>
@@ -586,7 +619,7 @@
         </w:tc>
         <w:tc>
           <w:tcPr>
-            <w:tcW w:w="7470" w:type="dxa"/>
+            <w:tcW w:w="7753" w:type="dxa"/>
             <w:noWrap/>
             <w:vAlign w:val="bottom"/>
           </w:tcPr>
@@ -995,7 +1028,8 @@
     </w:p>
     <w:tbl>
       <w:tblPr>
-        <w:tblW w:w="9756" w:type="dxa"/>
+        <w:tblW w:w="11778" w:type="dxa"/>
+        <w:tblInd w:w="-1085" w:type="dxa"/>
         <w:tblBorders>
           <w:top w:val="single" w:sz="4" w:space="0" w:color="auto"/>
           <w:left w:val="single" w:sz="4" w:space="0" w:color="auto"/>
@@ -1007,18 +1041,18 @@
         <w:tblLook w:val="04A0" w:firstRow="1" w:lastRow="0" w:firstColumn="1" w:lastColumn="0" w:noHBand="0" w:noVBand="1"/>
       </w:tblPr>
       <w:tblGrid>
-        <w:gridCol w:w="1261"/>
-        <w:gridCol w:w="4404"/>
-        <w:gridCol w:w="1350"/>
-        <w:gridCol w:w="2741"/>
+        <w:gridCol w:w="271"/>
+        <w:gridCol w:w="2809"/>
+        <w:gridCol w:w="271"/>
+        <w:gridCol w:w="8427"/>
       </w:tblGrid>
       <w:tr>
         <w:trPr>
-          <w:trHeight w:val="357"/>
+          <w:trHeight w:val="114"/>
         </w:trPr>
         <w:tc>
           <w:tcPr>
-            <w:tcW w:w="1261" w:type="dxa"/>
+            <w:tcW w:w="271" w:type="dxa"/>
             <w:shd w:val="clear" w:color="auto" w:fill="B3E5A1" w:themeFill="accent6" w:themeFillTint="66"/>
             <w:noWrap/>
             <w:vAlign w:val="bottom"/>
@@ -1036,22 +1070,11 @@
                 <w14:ligatures w14:val="none"/>
               </w:rPr>
             </w:pPr>
-            <w:r>
-              <w:rPr>
-                <w:rFonts w:ascii="Aptos Narrow" w:eastAsia="Times New Roman" w:hAnsi="Aptos Narrow" w:cs="Times New Roman"/>
-                <w:color w:val="000000"/>
-                <w:kern w:val="0"/>
-                <w:sz w:val="22"/>
-                <w:szCs w:val="22"/>
-                <w14:ligatures w14:val="none"/>
-              </w:rPr>
-              <w:t>ID</w:t>
-            </w:r>
-          </w:p>
-        </w:tc>
-        <w:tc>
-          <w:tcPr>
-            <w:tcW w:w="4404" w:type="dxa"/>
+          </w:p>
+        </w:tc>
+        <w:tc>
+          <w:tcPr>
+            <w:tcW w:w="2809" w:type="dxa"/>
             <w:shd w:val="clear" w:color="auto" w:fill="B3E5A1" w:themeFill="accent6" w:themeFillTint="66"/>
             <w:noWrap/>
             <w:vAlign w:val="bottom"/>
@@ -1084,51 +1107,28 @@
         </w:tc>
         <w:tc>
           <w:tcPr>
-            <w:tcW w:w="1350" w:type="dxa"/>
+            <w:tcW w:w="271" w:type="dxa"/>
             <w:shd w:val="clear" w:color="auto" w:fill="B3E5A1" w:themeFill="accent6" w:themeFillTint="66"/>
             <w:noWrap/>
             <w:vAlign w:val="bottom"/>
-            <w:hideMark/>
-          </w:tcPr>
-          <w:p>
-            <w:pPr>
-              <w:spacing w:after="0" w:line="240" w:lineRule="auto"/>
-              <w:rPr>
-                <w:rFonts w:ascii="Aptos Narrow" w:eastAsia="Times New Roman" w:hAnsi="Aptos Narrow" w:cs="Times New Roman"/>
-                <w:color w:val="000000"/>
-                <w:kern w:val="0"/>
-                <w:sz w:val="22"/>
-                <w:szCs w:val="22"/>
-                <w14:ligatures w14:val="none"/>
-              </w:rPr>
-            </w:pPr>
-            <w:r>
-              <w:rPr>
-                <w:rFonts w:ascii="Aptos Narrow" w:eastAsia="Times New Roman" w:hAnsi="Aptos Narrow" w:cs="Times New Roman"/>
-                <w:color w:val="000000"/>
-                <w:kern w:val="0"/>
-                <w:sz w:val="22"/>
-                <w:szCs w:val="22"/>
-                <w14:ligatures w14:val="none"/>
-              </w:rPr>
-              <w:t>Time</w:t>
-            </w:r>
-            <w:r>
-              <w:rPr>
-                <w:rFonts w:ascii="Aptos Narrow" w:eastAsia="Times New Roman" w:hAnsi="Aptos Narrow" w:cs="Times New Roman"/>
-                <w:color w:val="000000"/>
-                <w:kern w:val="0"/>
-                <w:sz w:val="22"/>
-                <w:szCs w:val="22"/>
-                <w14:ligatures w14:val="none"/>
-              </w:rPr>
-              <w:t xml:space="preserve"> (min)</w:t>
-            </w:r>
-          </w:p>
-        </w:tc>
-        <w:tc>
-          <w:tcPr>
-            <w:tcW w:w="2741" w:type="dxa"/>
+          </w:tcPr>
+          <w:p>
+            <w:pPr>
+              <w:spacing w:after="0" w:line="240" w:lineRule="auto"/>
+              <w:rPr>
+                <w:rFonts w:ascii="Aptos Narrow" w:eastAsia="Times New Roman" w:hAnsi="Aptos Narrow" w:cs="Times New Roman"/>
+                <w:color w:val="000000"/>
+                <w:kern w:val="0"/>
+                <w:sz w:val="22"/>
+                <w:szCs w:val="22"/>
+                <w14:ligatures w14:val="none"/>
+              </w:rPr>
+            </w:pPr>
+          </w:p>
+        </w:tc>
+        <w:tc>
+          <w:tcPr>
+            <w:tcW w:w="8427" w:type="dxa"/>
             <w:shd w:val="clear" w:color="auto" w:fill="B3E5A1" w:themeFill="accent6" w:themeFillTint="66"/>
           </w:tcPr>
           <w:p>
@@ -1170,11 +1170,11 @@
       </w:tr>
       <w:tr>
         <w:trPr>
-          <w:trHeight w:val="1142"/>
+          <w:trHeight w:val="953"/>
         </w:trPr>
         <w:tc>
           <w:tcPr>
-            <w:tcW w:w="1261" w:type="dxa"/>
+            <w:tcW w:w="271" w:type="dxa"/>
             <w:noWrap/>
             <w:vAlign w:val="bottom"/>
             <w:hideMark/>
@@ -1191,54 +1191,224 @@
                 <w14:ligatures w14:val="none"/>
               </w:rPr>
             </w:pPr>
-            <w:r>
-              <w:rPr>
-                <w:rFonts w:ascii="Aptos Narrow" w:eastAsia="Times New Roman" w:hAnsi="Aptos Narrow" w:cs="Times New Roman"/>
-                <w:color w:val="000000"/>
-                <w:kern w:val="0"/>
-                <w:sz w:val="22"/>
-                <w:szCs w:val="22"/>
-                <w14:ligatures w14:val="none"/>
-              </w:rPr>
-              <w:t>the order of questions, more imp</w:t>
-            </w:r>
-            <w:r>
-              <w:rPr>
-                <w:rFonts w:ascii="Aptos Narrow" w:eastAsia="Times New Roman" w:hAnsi="Aptos Narrow" w:cs="Times New Roman"/>
-                <w:color w:val="000000"/>
-                <w:kern w:val="0"/>
-                <w:sz w:val="22"/>
-                <w:szCs w:val="22"/>
-                <w14:ligatures w14:val="none"/>
-              </w:rPr>
-              <w:t>or</w:t>
-            </w:r>
-            <w:r>
-              <w:rPr>
-                <w:rFonts w:ascii="Aptos Narrow" w:eastAsia="Times New Roman" w:hAnsi="Aptos Narrow" w:cs="Times New Roman"/>
-                <w:color w:val="000000"/>
-                <w:kern w:val="0"/>
-                <w:sz w:val="22"/>
-                <w:szCs w:val="22"/>
-                <w14:ligatures w14:val="none"/>
-              </w:rPr>
-              <w:t>tant goes first</w:t>
-            </w:r>
-          </w:p>
-        </w:tc>
-        <w:tc>
-          <w:tcPr>
-            <w:tcW w:w="4404" w:type="dxa"/>
+          </w:p>
+        </w:tc>
+        <w:tc>
+          <w:tcPr>
+            <w:tcW w:w="2809" w:type="dxa"/>
             <w:noWrap/>
             <w:vAlign w:val="bottom"/>
             <w:hideMark/>
+          </w:tcPr>
+          <w:p>
+            <w:pPr>
+              <w:spacing w:after="0" w:line="240" w:lineRule="auto"/>
+              <w:rPr>
+                <w:rFonts w:ascii="Aptos Narrow" w:eastAsia="Times New Roman" w:hAnsi="Aptos Narrow" w:cs="Times New Roman"/>
+                <w:color w:val="000000"/>
+                <w:kern w:val="0"/>
+                <w:sz w:val="22"/>
+                <w:szCs w:val="22"/>
+                <w14:ligatures w14:val="none"/>
+              </w:rPr>
+            </w:pPr>
+            <w:r>
+              <w:rPr>
+                <w:rFonts w:ascii="Aptos Narrow" w:eastAsia="Times New Roman" w:hAnsi="Aptos Narrow" w:cs="Times New Roman"/>
+                <w:color w:val="000000"/>
+                <w:kern w:val="0"/>
+                <w:sz w:val="22"/>
+                <w:szCs w:val="22"/>
+                <w14:ligatures w14:val="none"/>
+              </w:rPr>
+              <w:t>What would a finished project look like to you (</w:t>
+            </w:r>
+            <w:proofErr w:type="spellStart"/>
+            <w:r>
+              <w:rPr>
+                <w:rFonts w:ascii="Aptos Narrow" w:eastAsia="Times New Roman" w:hAnsi="Aptos Narrow" w:cs="Times New Roman"/>
+                <w:color w:val="000000"/>
+                <w:kern w:val="0"/>
+                <w:sz w:val="22"/>
+                <w:szCs w:val="22"/>
+                <w14:ligatures w14:val="none"/>
+              </w:rPr>
+              <w:t>GreenStep</w:t>
+            </w:r>
+            <w:proofErr w:type="spellEnd"/>
+            <w:r>
+              <w:rPr>
+                <w:rFonts w:ascii="Aptos Narrow" w:eastAsia="Times New Roman" w:hAnsi="Aptos Narrow" w:cs="Times New Roman"/>
+                <w:color w:val="000000"/>
+                <w:kern w:val="0"/>
+                <w:sz w:val="22"/>
+                <w:szCs w:val="22"/>
+                <w14:ligatures w14:val="none"/>
+              </w:rPr>
+              <w:t xml:space="preserve">) ? </w:t>
+            </w:r>
+          </w:p>
+          <w:p>
+            <w:pPr>
+              <w:spacing w:after="0" w:line="240" w:lineRule="auto"/>
+              <w:rPr>
+                <w:rFonts w:ascii="Aptos Narrow" w:eastAsia="Times New Roman" w:hAnsi="Aptos Narrow" w:cs="Times New Roman"/>
+                <w:color w:val="000000"/>
+                <w:kern w:val="0"/>
+                <w:sz w:val="22"/>
+                <w:szCs w:val="22"/>
+                <w14:ligatures w14:val="none"/>
+              </w:rPr>
+            </w:pPr>
+          </w:p>
+          <w:p>
+            <w:pPr>
+              <w:spacing w:after="0" w:line="240" w:lineRule="auto"/>
+              <w:rPr>
+                <w:rFonts w:ascii="Aptos Narrow" w:eastAsia="Times New Roman" w:hAnsi="Aptos Narrow" w:cs="Times New Roman"/>
+                <w:color w:val="000000"/>
+                <w:kern w:val="0"/>
+                <w:sz w:val="22"/>
+                <w:szCs w:val="22"/>
+                <w14:ligatures w14:val="none"/>
+              </w:rPr>
+            </w:pPr>
+          </w:p>
+          <w:p>
+            <w:pPr>
+              <w:spacing w:after="0" w:line="240" w:lineRule="auto"/>
+              <w:rPr>
+                <w:rFonts w:ascii="Aptos Narrow" w:eastAsia="Times New Roman" w:hAnsi="Aptos Narrow" w:cs="Times New Roman"/>
+                <w:color w:val="000000"/>
+                <w:kern w:val="0"/>
+                <w:sz w:val="22"/>
+                <w:szCs w:val="22"/>
+                <w14:ligatures w14:val="none"/>
+              </w:rPr>
+            </w:pPr>
+          </w:p>
+          <w:p>
+            <w:pPr>
+              <w:spacing w:after="0" w:line="240" w:lineRule="auto"/>
+              <w:rPr>
+                <w:rFonts w:ascii="Aptos Narrow" w:eastAsia="Times New Roman" w:hAnsi="Aptos Narrow" w:cs="Times New Roman"/>
+                <w:color w:val="000000"/>
+                <w:kern w:val="0"/>
+                <w:sz w:val="22"/>
+                <w:szCs w:val="22"/>
+                <w14:ligatures w14:val="none"/>
+              </w:rPr>
+            </w:pPr>
+          </w:p>
+          <w:p>
+            <w:pPr>
+              <w:spacing w:after="0" w:line="240" w:lineRule="auto"/>
+              <w:rPr>
+                <w:rFonts w:ascii="Aptos Narrow" w:eastAsia="Times New Roman" w:hAnsi="Aptos Narrow" w:cs="Times New Roman"/>
+                <w:color w:val="000000"/>
+                <w:kern w:val="0"/>
+                <w:sz w:val="22"/>
+                <w:szCs w:val="22"/>
+                <w14:ligatures w14:val="none"/>
+              </w:rPr>
+            </w:pPr>
+          </w:p>
+          <w:p>
+            <w:pPr>
+              <w:spacing w:after="0" w:line="240" w:lineRule="auto"/>
+              <w:rPr>
+                <w:rFonts w:ascii="Aptos Narrow" w:eastAsia="Times New Roman" w:hAnsi="Aptos Narrow" w:cs="Times New Roman"/>
+                <w:color w:val="000000"/>
+                <w:kern w:val="0"/>
+                <w:sz w:val="22"/>
+                <w:szCs w:val="22"/>
+                <w14:ligatures w14:val="none"/>
+              </w:rPr>
+            </w:pPr>
+          </w:p>
+          <w:p>
+            <w:pPr>
+              <w:spacing w:after="0" w:line="240" w:lineRule="auto"/>
+              <w:rPr>
+                <w:rFonts w:ascii="Aptos Narrow" w:eastAsia="Times New Roman" w:hAnsi="Aptos Narrow" w:cs="Times New Roman"/>
+                <w:color w:val="000000"/>
+                <w:kern w:val="0"/>
+                <w:sz w:val="22"/>
+                <w:szCs w:val="22"/>
+                <w14:ligatures w14:val="none"/>
+              </w:rPr>
+            </w:pPr>
+          </w:p>
+          <w:p>
+            <w:pPr>
+              <w:spacing w:after="0" w:line="240" w:lineRule="auto"/>
+              <w:rPr>
+                <w:rFonts w:ascii="Aptos Narrow" w:eastAsia="Times New Roman" w:hAnsi="Aptos Narrow" w:cs="Times New Roman"/>
+                <w:color w:val="000000"/>
+                <w:kern w:val="0"/>
+                <w:sz w:val="22"/>
+                <w:szCs w:val="22"/>
+                <w14:ligatures w14:val="none"/>
+              </w:rPr>
+            </w:pPr>
+          </w:p>
+          <w:p>
+            <w:pPr>
+              <w:spacing w:after="0" w:line="240" w:lineRule="auto"/>
+              <w:rPr>
+                <w:rFonts w:ascii="Aptos Narrow" w:eastAsia="Times New Roman" w:hAnsi="Aptos Narrow" w:cs="Times New Roman"/>
+                <w:color w:val="000000"/>
+                <w:kern w:val="0"/>
+                <w:sz w:val="22"/>
+                <w:szCs w:val="22"/>
+                <w14:ligatures w14:val="none"/>
+              </w:rPr>
+            </w:pPr>
+          </w:p>
+          <w:p>
+            <w:pPr>
+              <w:spacing w:after="0" w:line="240" w:lineRule="auto"/>
+              <w:rPr>
+                <w:rFonts w:ascii="Aptos Narrow" w:eastAsia="Times New Roman" w:hAnsi="Aptos Narrow" w:cs="Times New Roman"/>
+                <w:color w:val="000000"/>
+                <w:kern w:val="0"/>
+                <w:sz w:val="22"/>
+                <w:szCs w:val="22"/>
+                <w14:ligatures w14:val="none"/>
+              </w:rPr>
+            </w:pPr>
+          </w:p>
+        </w:tc>
+        <w:tc>
+          <w:tcPr>
+            <w:tcW w:w="271" w:type="dxa"/>
+            <w:noWrap/>
+            <w:vAlign w:val="bottom"/>
+          </w:tcPr>
+          <w:p>
+            <w:pPr>
+              <w:spacing w:after="0" w:line="240" w:lineRule="auto"/>
+              <w:rPr>
+                <w:rFonts w:ascii="Aptos Narrow" w:eastAsia="Times New Roman" w:hAnsi="Aptos Narrow" w:cs="Times New Roman"/>
+                <w:color w:val="000000"/>
+                <w:kern w:val="0"/>
+                <w:sz w:val="22"/>
+                <w:szCs w:val="22"/>
+                <w14:ligatures w14:val="none"/>
+              </w:rPr>
+            </w:pPr>
+          </w:p>
+        </w:tc>
+        <w:tc>
+          <w:tcPr>
+            <w:tcW w:w="8427" w:type="dxa"/>
           </w:tcPr>
           <w:p>
             <w:pPr>
               <w:pStyle w:val="ListParagraph"/>
               <w:numPr>
                 <w:ilvl w:val="0"/>
-                <w:numId w:val="1"/>
+                <w:numId w:val="2"/>
               </w:numPr>
               <w:spacing w:after="0" w:line="240" w:lineRule="auto"/>
               <w:rPr>
@@ -1259,168 +1429,299 @@
                 <w:szCs w:val="22"/>
                 <w14:ligatures w14:val="none"/>
               </w:rPr>
-              <w:t xml:space="preserve">What features would be useful for the </w:t>
-            </w:r>
-            <w:proofErr w:type="gramStart"/>
-            <w:r>
-              <w:rPr>
-                <w:rFonts w:ascii="Aptos Narrow" w:eastAsia="Times New Roman" w:hAnsi="Aptos Narrow" w:cs="Times New Roman"/>
-                <w:color w:val="000000"/>
-                <w:kern w:val="0"/>
-                <w:sz w:val="22"/>
-                <w:szCs w:val="22"/>
-                <w14:ligatures w14:val="none"/>
-              </w:rPr>
-              <w:t>Admin</w:t>
-            </w:r>
-            <w:proofErr w:type="gramEnd"/>
-            <w:r>
-              <w:rPr>
-                <w:rFonts w:ascii="Aptos Narrow" w:eastAsia="Times New Roman" w:hAnsi="Aptos Narrow" w:cs="Times New Roman"/>
-                <w:color w:val="000000"/>
-                <w:kern w:val="0"/>
-                <w:sz w:val="22"/>
-                <w:szCs w:val="22"/>
-                <w14:ligatures w14:val="none"/>
-              </w:rPr>
-              <w:t>-side project? Has any progress been made from the last semester’s group?</w:t>
-            </w:r>
-          </w:p>
-          <w:p>
-            <w:pPr>
-              <w:spacing w:after="0" w:line="240" w:lineRule="auto"/>
-              <w:rPr>
-                <w:rFonts w:ascii="Aptos Narrow" w:eastAsia="Times New Roman" w:hAnsi="Aptos Narrow" w:cs="Times New Roman"/>
-                <w:color w:val="000000"/>
-                <w:kern w:val="0"/>
-                <w:sz w:val="22"/>
-                <w:szCs w:val="22"/>
-                <w14:ligatures w14:val="none"/>
-              </w:rPr>
-            </w:pPr>
-          </w:p>
-        </w:tc>
-        <w:tc>
-          <w:tcPr>
-            <w:tcW w:w="1350" w:type="dxa"/>
-            <w:noWrap/>
-            <w:vAlign w:val="bottom"/>
-            <w:hideMark/>
-          </w:tcPr>
-          <w:p>
-            <w:pPr>
-              <w:spacing w:after="0" w:line="240" w:lineRule="auto"/>
-              <w:rPr>
-                <w:rFonts w:ascii="Aptos Narrow" w:eastAsia="Times New Roman" w:hAnsi="Aptos Narrow" w:cs="Times New Roman"/>
-                <w:color w:val="000000"/>
-                <w:kern w:val="0"/>
-                <w:sz w:val="22"/>
-                <w:szCs w:val="22"/>
-                <w14:ligatures w14:val="none"/>
-              </w:rPr>
-            </w:pPr>
-          </w:p>
-        </w:tc>
-        <w:tc>
-          <w:tcPr>
-            <w:tcW w:w="2741" w:type="dxa"/>
-          </w:tcPr>
-          <w:p>
-            <w:pPr>
-              <w:spacing w:after="0" w:line="240" w:lineRule="auto"/>
-              <w:rPr>
-                <w:rFonts w:ascii="Aptos Narrow" w:eastAsia="Times New Roman" w:hAnsi="Aptos Narrow" w:cs="Times New Roman"/>
-                <w:color w:val="000000"/>
-                <w:kern w:val="0"/>
-                <w:sz w:val="22"/>
-                <w:szCs w:val="22"/>
-                <w14:ligatures w14:val="none"/>
-              </w:rPr>
-            </w:pPr>
+              <w:t>Hard to determine what can be achieved in one semester</w:t>
+            </w:r>
+          </w:p>
+          <w:p>
+            <w:pPr>
+              <w:pStyle w:val="ListParagraph"/>
+              <w:numPr>
+                <w:ilvl w:val="0"/>
+                <w:numId w:val="2"/>
+              </w:numPr>
+              <w:spacing w:after="0" w:line="240" w:lineRule="auto"/>
+              <w:rPr>
+                <w:rFonts w:ascii="Aptos Narrow" w:eastAsia="Times New Roman" w:hAnsi="Aptos Narrow" w:cs="Times New Roman"/>
+                <w:color w:val="000000"/>
+                <w:kern w:val="0"/>
+                <w:sz w:val="22"/>
+                <w:szCs w:val="22"/>
+                <w14:ligatures w14:val="none"/>
+              </w:rPr>
+            </w:pPr>
+            <w:r>
+              <w:rPr>
+                <w:rFonts w:ascii="Aptos Narrow" w:eastAsia="Times New Roman" w:hAnsi="Aptos Narrow" w:cs="Times New Roman"/>
+                <w:color w:val="000000"/>
+                <w:kern w:val="0"/>
+                <w:sz w:val="22"/>
+                <w:szCs w:val="22"/>
+                <w14:ligatures w14:val="none"/>
+              </w:rPr>
+              <w:t>We (</w:t>
+            </w:r>
+            <w:proofErr w:type="spellStart"/>
+            <w:r>
+              <w:rPr>
+                <w:rFonts w:ascii="Aptos Narrow" w:eastAsia="Times New Roman" w:hAnsi="Aptos Narrow" w:cs="Times New Roman"/>
+                <w:color w:val="000000"/>
+                <w:kern w:val="0"/>
+                <w:sz w:val="22"/>
+                <w:szCs w:val="22"/>
+                <w14:ligatures w14:val="none"/>
+              </w:rPr>
+              <w:t>GreenStep</w:t>
+            </w:r>
+            <w:proofErr w:type="spellEnd"/>
+            <w:r>
+              <w:rPr>
+                <w:rFonts w:ascii="Aptos Narrow" w:eastAsia="Times New Roman" w:hAnsi="Aptos Narrow" w:cs="Times New Roman"/>
+                <w:color w:val="000000"/>
+                <w:kern w:val="0"/>
+                <w:sz w:val="22"/>
+                <w:szCs w:val="22"/>
+                <w14:ligatures w14:val="none"/>
+              </w:rPr>
+              <w:t>) want a tool that users can engage with and maybe that tool is static.</w:t>
+            </w:r>
+          </w:p>
+          <w:p>
+            <w:pPr>
+              <w:pStyle w:val="ListParagraph"/>
+              <w:numPr>
+                <w:ilvl w:val="0"/>
+                <w:numId w:val="2"/>
+              </w:numPr>
+              <w:spacing w:after="0" w:line="240" w:lineRule="auto"/>
+              <w:rPr>
+                <w:rFonts w:ascii="Aptos Narrow" w:eastAsia="Times New Roman" w:hAnsi="Aptos Narrow" w:cs="Times New Roman"/>
+                <w:color w:val="000000"/>
+                <w:kern w:val="0"/>
+                <w:sz w:val="22"/>
+                <w:szCs w:val="22"/>
+                <w14:ligatures w14:val="none"/>
+              </w:rPr>
+            </w:pPr>
+            <w:r>
+              <w:rPr>
+                <w:rFonts w:ascii="Aptos Narrow" w:eastAsia="Times New Roman" w:hAnsi="Aptos Narrow" w:cs="Times New Roman"/>
+                <w:color w:val="000000"/>
+                <w:kern w:val="0"/>
+                <w:sz w:val="22"/>
+                <w:szCs w:val="22"/>
+                <w14:ligatures w14:val="none"/>
+              </w:rPr>
+              <w:t>Maybe an option for admins to change the actions that are available.</w:t>
+            </w:r>
+          </w:p>
+          <w:p>
+            <w:pPr>
+              <w:pStyle w:val="ListParagraph"/>
+              <w:numPr>
+                <w:ilvl w:val="0"/>
+                <w:numId w:val="2"/>
+              </w:numPr>
+              <w:spacing w:after="0" w:line="240" w:lineRule="auto"/>
+              <w:rPr>
+                <w:rFonts w:ascii="Aptos Narrow" w:eastAsia="Times New Roman" w:hAnsi="Aptos Narrow" w:cs="Times New Roman"/>
+                <w:color w:val="000000"/>
+                <w:kern w:val="0"/>
+                <w:sz w:val="22"/>
+                <w:szCs w:val="22"/>
+                <w14:ligatures w14:val="none"/>
+              </w:rPr>
+            </w:pPr>
+            <w:r>
+              <w:rPr>
+                <w:rFonts w:ascii="Aptos Narrow" w:eastAsia="Times New Roman" w:hAnsi="Aptos Narrow" w:cs="Times New Roman"/>
+                <w:color w:val="000000"/>
+                <w:kern w:val="0"/>
+                <w:sz w:val="22"/>
+                <w:szCs w:val="22"/>
+                <w14:ligatures w14:val="none"/>
+              </w:rPr>
+              <w:t>Ideally, having something that is editable for multiple users and audiences and something that can work simultaneously across different groups</w:t>
+            </w:r>
           </w:p>
         </w:tc>
       </w:tr>
       <w:tr>
         <w:trPr>
-          <w:trHeight w:val="1142"/>
+          <w:trHeight w:val="365"/>
         </w:trPr>
         <w:tc>
           <w:tcPr>
-            <w:tcW w:w="1261" w:type="dxa"/>
-            <w:noWrap/>
-            <w:vAlign w:val="bottom"/>
-          </w:tcPr>
-          <w:p>
-            <w:pPr>
-              <w:spacing w:after="0" w:line="240" w:lineRule="auto"/>
-              <w:rPr>
-                <w:rFonts w:ascii="Aptos Narrow" w:eastAsia="Times New Roman" w:hAnsi="Aptos Narrow" w:cs="Times New Roman"/>
-                <w:color w:val="000000"/>
-                <w:kern w:val="0"/>
-                <w:sz w:val="22"/>
-                <w:szCs w:val="22"/>
-                <w14:ligatures w14:val="none"/>
-              </w:rPr>
-            </w:pPr>
-          </w:p>
-        </w:tc>
-        <w:tc>
-          <w:tcPr>
-            <w:tcW w:w="4404" w:type="dxa"/>
-            <w:noWrap/>
-            <w:vAlign w:val="bottom"/>
-          </w:tcPr>
-          <w:p>
-            <w:pPr>
-              <w:spacing w:after="0" w:line="240" w:lineRule="auto"/>
-              <w:rPr>
-                <w:rFonts w:ascii="Aptos Narrow" w:eastAsia="Times New Roman" w:hAnsi="Aptos Narrow" w:cs="Times New Roman"/>
-                <w:color w:val="000000"/>
-                <w:kern w:val="0"/>
-                <w:sz w:val="22"/>
-                <w:szCs w:val="22"/>
-                <w14:ligatures w14:val="none"/>
-              </w:rPr>
-            </w:pPr>
-            <w:r>
-              <w:rPr>
-                <w:rFonts w:ascii="Aptos Narrow" w:eastAsia="Times New Roman" w:hAnsi="Aptos Narrow" w:cs="Times New Roman"/>
-                <w:color w:val="000000"/>
-                <w:kern w:val="0"/>
-                <w:sz w:val="22"/>
-                <w:szCs w:val="22"/>
-                <w14:ligatures w14:val="none"/>
-              </w:rPr>
-              <w:t>What do you hope the team to achieve completed by the end of the project</w:t>
-            </w:r>
-          </w:p>
-        </w:tc>
-        <w:tc>
-          <w:tcPr>
-            <w:tcW w:w="1350" w:type="dxa"/>
-            <w:noWrap/>
-            <w:vAlign w:val="bottom"/>
-          </w:tcPr>
-          <w:p>
-            <w:pPr>
-              <w:spacing w:after="0" w:line="240" w:lineRule="auto"/>
-              <w:rPr>
-                <w:rFonts w:ascii="Aptos Narrow" w:eastAsia="Times New Roman" w:hAnsi="Aptos Narrow" w:cs="Times New Roman"/>
-                <w:color w:val="000000"/>
-                <w:kern w:val="0"/>
-                <w:sz w:val="22"/>
-                <w:szCs w:val="22"/>
-                <w14:ligatures w14:val="none"/>
-              </w:rPr>
-            </w:pPr>
-          </w:p>
-        </w:tc>
-        <w:tc>
-          <w:tcPr>
-            <w:tcW w:w="2741" w:type="dxa"/>
-          </w:tcPr>
-          <w:p>
-            <w:pPr>
+            <w:tcW w:w="271" w:type="dxa"/>
+            <w:noWrap/>
+            <w:vAlign w:val="bottom"/>
+          </w:tcPr>
+          <w:p>
+            <w:pPr>
+              <w:spacing w:after="0" w:line="240" w:lineRule="auto"/>
+              <w:rPr>
+                <w:rFonts w:ascii="Aptos Narrow" w:eastAsia="Times New Roman" w:hAnsi="Aptos Narrow" w:cs="Times New Roman"/>
+                <w:color w:val="000000"/>
+                <w:kern w:val="0"/>
+                <w:sz w:val="22"/>
+                <w:szCs w:val="22"/>
+                <w14:ligatures w14:val="none"/>
+              </w:rPr>
+            </w:pPr>
+          </w:p>
+        </w:tc>
+        <w:tc>
+          <w:tcPr>
+            <w:tcW w:w="2809" w:type="dxa"/>
+            <w:noWrap/>
+            <w:vAlign w:val="bottom"/>
+          </w:tcPr>
+          <w:p>
+            <w:pPr>
+              <w:spacing w:after="0" w:line="240" w:lineRule="auto"/>
+              <w:rPr>
+                <w:rFonts w:ascii="Aptos Narrow" w:eastAsia="Times New Roman" w:hAnsi="Aptos Narrow" w:cs="Times New Roman"/>
+                <w:color w:val="000000"/>
+                <w:kern w:val="0"/>
+                <w:sz w:val="22"/>
+                <w:szCs w:val="22"/>
+                <w14:ligatures w14:val="none"/>
+              </w:rPr>
+            </w:pPr>
+            <w:r>
+              <w:rPr>
+                <w:rFonts w:ascii="Aptos Narrow" w:eastAsia="Times New Roman" w:hAnsi="Aptos Narrow" w:cs="Times New Roman"/>
+                <w:color w:val="000000"/>
+                <w:kern w:val="0"/>
+                <w:sz w:val="22"/>
+                <w:szCs w:val="22"/>
+                <w14:ligatures w14:val="none"/>
+              </w:rPr>
+              <w:t>How are we expected to build off the demo from last semester?</w:t>
+            </w:r>
+          </w:p>
+          <w:p>
+            <w:pPr>
+              <w:spacing w:after="0" w:line="240" w:lineRule="auto"/>
+              <w:rPr>
+                <w:rFonts w:ascii="Aptos Narrow" w:eastAsia="Times New Roman" w:hAnsi="Aptos Narrow" w:cs="Times New Roman"/>
+                <w:color w:val="000000"/>
+                <w:kern w:val="0"/>
+                <w:sz w:val="22"/>
+                <w:szCs w:val="22"/>
+                <w14:ligatures w14:val="none"/>
+              </w:rPr>
+            </w:pPr>
+          </w:p>
+          <w:p>
+            <w:pPr>
+              <w:spacing w:after="0" w:line="240" w:lineRule="auto"/>
+              <w:rPr>
+                <w:rFonts w:ascii="Aptos Narrow" w:eastAsia="Times New Roman" w:hAnsi="Aptos Narrow" w:cs="Times New Roman"/>
+                <w:color w:val="000000"/>
+                <w:kern w:val="0"/>
+                <w:sz w:val="22"/>
+                <w:szCs w:val="22"/>
+                <w14:ligatures w14:val="none"/>
+              </w:rPr>
+            </w:pPr>
+          </w:p>
+        </w:tc>
+        <w:tc>
+          <w:tcPr>
+            <w:tcW w:w="271" w:type="dxa"/>
+            <w:noWrap/>
+            <w:vAlign w:val="bottom"/>
+          </w:tcPr>
+          <w:p>
+            <w:pPr>
+              <w:spacing w:after="0" w:line="240" w:lineRule="auto"/>
+              <w:rPr>
+                <w:rFonts w:ascii="Aptos Narrow" w:eastAsia="Times New Roman" w:hAnsi="Aptos Narrow" w:cs="Times New Roman"/>
+                <w:color w:val="000000"/>
+                <w:kern w:val="0"/>
+                <w:sz w:val="22"/>
+                <w:szCs w:val="22"/>
+                <w14:ligatures w14:val="none"/>
+              </w:rPr>
+            </w:pPr>
+          </w:p>
+        </w:tc>
+        <w:tc>
+          <w:tcPr>
+            <w:tcW w:w="8427" w:type="dxa"/>
+          </w:tcPr>
+          <w:p>
+            <w:pPr>
+              <w:pStyle w:val="ListParagraph"/>
+              <w:numPr>
+                <w:ilvl w:val="0"/>
+                <w:numId w:val="2"/>
+              </w:numPr>
+              <w:spacing w:after="0" w:line="240" w:lineRule="auto"/>
+              <w:rPr>
+                <w:rFonts w:ascii="Aptos Narrow" w:eastAsia="Times New Roman" w:hAnsi="Aptos Narrow" w:cs="Times New Roman"/>
+                <w:color w:val="000000"/>
+                <w:kern w:val="0"/>
+                <w:sz w:val="22"/>
+                <w:szCs w:val="22"/>
+                <w14:ligatures w14:val="none"/>
+              </w:rPr>
+            </w:pPr>
+            <w:r>
+              <w:rPr>
+                <w:rFonts w:ascii="Aptos Narrow" w:eastAsia="Times New Roman" w:hAnsi="Aptos Narrow" w:cs="Times New Roman"/>
+                <w:color w:val="000000"/>
+                <w:kern w:val="0"/>
+                <w:sz w:val="22"/>
+                <w:szCs w:val="22"/>
+                <w14:ligatures w14:val="none"/>
+              </w:rPr>
+              <w:t>To clarify, you (St. Thomas Students) will be replacing the demo.</w:t>
+            </w:r>
+          </w:p>
+          <w:p>
+            <w:pPr>
+              <w:pStyle w:val="ListParagraph"/>
+              <w:numPr>
+                <w:ilvl w:val="0"/>
+                <w:numId w:val="2"/>
+              </w:numPr>
+              <w:spacing w:after="0" w:line="240" w:lineRule="auto"/>
+              <w:rPr>
+                <w:rFonts w:ascii="Aptos Narrow" w:eastAsia="Times New Roman" w:hAnsi="Aptos Narrow" w:cs="Times New Roman"/>
+                <w:color w:val="000000"/>
+                <w:kern w:val="0"/>
+                <w:sz w:val="22"/>
+                <w:szCs w:val="22"/>
+                <w14:ligatures w14:val="none"/>
+              </w:rPr>
+            </w:pPr>
+            <w:r>
+              <w:rPr>
+                <w:rFonts w:ascii="Aptos Narrow" w:eastAsia="Times New Roman" w:hAnsi="Aptos Narrow" w:cs="Times New Roman"/>
+                <w:color w:val="000000"/>
+                <w:kern w:val="0"/>
+                <w:sz w:val="22"/>
+                <w:szCs w:val="22"/>
+                <w14:ligatures w14:val="none"/>
+              </w:rPr>
+              <w:t>We might want to change the particular actions and themes (e.g. A water</w:t>
+            </w:r>
+            <w:r>
+              <w:rPr>
+                <w:rFonts w:ascii="Aptos Narrow" w:eastAsia="Times New Roman" w:hAnsi="Aptos Narrow" w:cs="Times New Roman"/>
+                <w:color w:val="000000"/>
+                <w:kern w:val="0"/>
+                <w:sz w:val="22"/>
+                <w:szCs w:val="22"/>
+                <w14:ligatures w14:val="none"/>
+              </w:rPr>
+              <w:t>-saving theme)</w:t>
+            </w:r>
+          </w:p>
+          <w:p>
+            <w:pPr>
+              <w:pStyle w:val="ListParagraph"/>
               <w:spacing w:after="0" w:line="240" w:lineRule="auto"/>
               <w:rPr>
                 <w:rFonts w:ascii="Aptos Narrow" w:eastAsia="Times New Roman" w:hAnsi="Aptos Narrow" w:cs="Times New Roman"/>
@@ -1436,168 +1737,503 @@
       </w:tr>
       <w:tr>
         <w:trPr>
-          <w:trHeight w:val="1142"/>
+          <w:trHeight w:val="365"/>
         </w:trPr>
         <w:tc>
           <w:tcPr>
-            <w:tcW w:w="1261" w:type="dxa"/>
-            <w:noWrap/>
-            <w:vAlign w:val="bottom"/>
-          </w:tcPr>
-          <w:p>
-            <w:pPr>
-              <w:spacing w:after="0" w:line="240" w:lineRule="auto"/>
-              <w:rPr>
-                <w:rFonts w:ascii="Aptos Narrow" w:eastAsia="Times New Roman" w:hAnsi="Aptos Narrow" w:cs="Times New Roman"/>
-                <w:color w:val="000000"/>
-                <w:kern w:val="0"/>
-                <w:sz w:val="22"/>
-                <w:szCs w:val="22"/>
-                <w14:ligatures w14:val="none"/>
-              </w:rPr>
-            </w:pPr>
-          </w:p>
-        </w:tc>
-        <w:tc>
-          <w:tcPr>
-            <w:tcW w:w="4404" w:type="dxa"/>
-            <w:noWrap/>
-            <w:vAlign w:val="bottom"/>
-          </w:tcPr>
-          <w:p>
-            <w:pPr>
-              <w:spacing w:after="0" w:line="240" w:lineRule="auto"/>
-              <w:rPr>
-                <w:rFonts w:ascii="Aptos Narrow" w:eastAsia="Times New Roman" w:hAnsi="Aptos Narrow" w:cs="Times New Roman"/>
-                <w:color w:val="000000"/>
-                <w:kern w:val="0"/>
-                <w:sz w:val="22"/>
-                <w:szCs w:val="22"/>
-                <w14:ligatures w14:val="none"/>
-              </w:rPr>
-            </w:pPr>
-            <w:r>
-              <w:rPr>
-                <w:rFonts w:ascii="Aptos Narrow" w:eastAsia="Times New Roman" w:hAnsi="Aptos Narrow" w:cs="Times New Roman"/>
-                <w:color w:val="000000"/>
-                <w:kern w:val="0"/>
-                <w:sz w:val="22"/>
-                <w:szCs w:val="22"/>
-                <w14:ligatures w14:val="none"/>
-              </w:rPr>
-              <w:t>How would you like to communicate and discuss progress and any problems that we run into</w:t>
-            </w:r>
-          </w:p>
-        </w:tc>
-        <w:tc>
-          <w:tcPr>
-            <w:tcW w:w="1350" w:type="dxa"/>
-            <w:noWrap/>
-            <w:vAlign w:val="bottom"/>
-          </w:tcPr>
-          <w:p>
-            <w:pPr>
-              <w:spacing w:after="0" w:line="240" w:lineRule="auto"/>
-              <w:rPr>
-                <w:rFonts w:ascii="Aptos Narrow" w:eastAsia="Times New Roman" w:hAnsi="Aptos Narrow" w:cs="Times New Roman"/>
-                <w:color w:val="000000"/>
-                <w:kern w:val="0"/>
-                <w:sz w:val="22"/>
-                <w:szCs w:val="22"/>
-                <w14:ligatures w14:val="none"/>
-              </w:rPr>
-            </w:pPr>
-          </w:p>
-        </w:tc>
-        <w:tc>
-          <w:tcPr>
-            <w:tcW w:w="2741" w:type="dxa"/>
-          </w:tcPr>
-          <w:p>
-            <w:pPr>
-              <w:spacing w:after="0" w:line="240" w:lineRule="auto"/>
-              <w:rPr>
-                <w:rFonts w:ascii="Aptos Narrow" w:eastAsia="Times New Roman" w:hAnsi="Aptos Narrow" w:cs="Times New Roman"/>
-                <w:color w:val="000000"/>
-                <w:kern w:val="0"/>
-                <w:sz w:val="22"/>
-                <w:szCs w:val="22"/>
-                <w14:ligatures w14:val="none"/>
-              </w:rPr>
-            </w:pPr>
+            <w:tcW w:w="271" w:type="dxa"/>
+            <w:noWrap/>
+            <w:vAlign w:val="bottom"/>
+          </w:tcPr>
+          <w:p>
+            <w:pPr>
+              <w:spacing w:after="0" w:line="240" w:lineRule="auto"/>
+              <w:rPr>
+                <w:rFonts w:ascii="Aptos Narrow" w:eastAsia="Times New Roman" w:hAnsi="Aptos Narrow" w:cs="Times New Roman"/>
+                <w:color w:val="000000"/>
+                <w:kern w:val="0"/>
+                <w:sz w:val="22"/>
+                <w:szCs w:val="22"/>
+                <w14:ligatures w14:val="none"/>
+              </w:rPr>
+            </w:pPr>
+          </w:p>
+        </w:tc>
+        <w:tc>
+          <w:tcPr>
+            <w:tcW w:w="2809" w:type="dxa"/>
+            <w:noWrap/>
+            <w:vAlign w:val="bottom"/>
+          </w:tcPr>
+          <w:p>
+            <w:pPr>
+              <w:spacing w:after="0" w:line="240" w:lineRule="auto"/>
+              <w:rPr>
+                <w:rFonts w:ascii="Aptos Narrow" w:eastAsia="Times New Roman" w:hAnsi="Aptos Narrow" w:cs="Times New Roman"/>
+                <w:color w:val="000000"/>
+                <w:kern w:val="0"/>
+                <w:sz w:val="22"/>
+                <w:szCs w:val="22"/>
+                <w14:ligatures w14:val="none"/>
+              </w:rPr>
+            </w:pPr>
+            <w:r>
+              <w:rPr>
+                <w:rFonts w:ascii="Aptos Narrow" w:eastAsia="Times New Roman" w:hAnsi="Aptos Narrow" w:cs="Times New Roman"/>
+                <w:color w:val="000000"/>
+                <w:kern w:val="0"/>
+                <w:sz w:val="22"/>
+                <w:szCs w:val="22"/>
+                <w14:ligatures w14:val="none"/>
+              </w:rPr>
+              <w:t>Is there a specific platform you want this project to be usable on?</w:t>
+            </w:r>
+          </w:p>
+        </w:tc>
+        <w:tc>
+          <w:tcPr>
+            <w:tcW w:w="271" w:type="dxa"/>
+            <w:noWrap/>
+            <w:vAlign w:val="bottom"/>
+          </w:tcPr>
+          <w:p>
+            <w:pPr>
+              <w:spacing w:after="0" w:line="240" w:lineRule="auto"/>
+              <w:rPr>
+                <w:rFonts w:ascii="Aptos Narrow" w:eastAsia="Times New Roman" w:hAnsi="Aptos Narrow" w:cs="Times New Roman"/>
+                <w:color w:val="000000"/>
+                <w:kern w:val="0"/>
+                <w:sz w:val="22"/>
+                <w:szCs w:val="22"/>
+                <w14:ligatures w14:val="none"/>
+              </w:rPr>
+            </w:pPr>
+          </w:p>
+        </w:tc>
+        <w:tc>
+          <w:tcPr>
+            <w:tcW w:w="8427" w:type="dxa"/>
+          </w:tcPr>
+          <w:p>
+            <w:pPr>
+              <w:pStyle w:val="ListParagraph"/>
+              <w:numPr>
+                <w:ilvl w:val="0"/>
+                <w:numId w:val="2"/>
+              </w:numPr>
+              <w:spacing w:after="0" w:line="240" w:lineRule="auto"/>
+              <w:rPr>
+                <w:rFonts w:ascii="Aptos Narrow" w:eastAsia="Times New Roman" w:hAnsi="Aptos Narrow" w:cs="Times New Roman"/>
+                <w:color w:val="000000"/>
+                <w:kern w:val="0"/>
+                <w:sz w:val="22"/>
+                <w:szCs w:val="22"/>
+                <w14:ligatures w14:val="none"/>
+              </w:rPr>
+            </w:pPr>
+            <w:r>
+              <w:rPr>
+                <w:rFonts w:ascii="Aptos Narrow" w:eastAsia="Times New Roman" w:hAnsi="Aptos Narrow" w:cs="Times New Roman"/>
+                <w:color w:val="000000"/>
+                <w:kern w:val="0"/>
+                <w:sz w:val="22"/>
+                <w:szCs w:val="22"/>
+                <w14:ligatures w14:val="none"/>
+              </w:rPr>
+              <w:t>Prefer a mobile app, but open to web applications as well (as you can view web applications on your phone’s browser)</w:t>
+            </w:r>
           </w:p>
         </w:tc>
       </w:tr>
       <w:tr>
         <w:trPr>
-          <w:trHeight w:val="1142"/>
+          <w:trHeight w:val="365"/>
         </w:trPr>
         <w:tc>
           <w:tcPr>
-            <w:tcW w:w="1261" w:type="dxa"/>
-            <w:noWrap/>
-            <w:vAlign w:val="bottom"/>
-          </w:tcPr>
-          <w:p>
-            <w:pPr>
-              <w:spacing w:after="0" w:line="240" w:lineRule="auto"/>
-              <w:rPr>
-                <w:rFonts w:ascii="Aptos Narrow" w:eastAsia="Times New Roman" w:hAnsi="Aptos Narrow" w:cs="Times New Roman"/>
-                <w:color w:val="000000"/>
-                <w:kern w:val="0"/>
-                <w:sz w:val="22"/>
-                <w:szCs w:val="22"/>
-                <w14:ligatures w14:val="none"/>
-              </w:rPr>
-            </w:pPr>
-          </w:p>
-        </w:tc>
-        <w:tc>
-          <w:tcPr>
-            <w:tcW w:w="4404" w:type="dxa"/>
-            <w:noWrap/>
-            <w:vAlign w:val="bottom"/>
-          </w:tcPr>
-          <w:p>
-            <w:pPr>
-              <w:spacing w:after="0" w:line="240" w:lineRule="auto"/>
-              <w:rPr>
-                <w:rFonts w:ascii="Aptos Narrow" w:eastAsia="Times New Roman" w:hAnsi="Aptos Narrow" w:cs="Times New Roman"/>
-                <w:color w:val="000000"/>
-                <w:kern w:val="0"/>
-                <w:sz w:val="22"/>
-                <w:szCs w:val="22"/>
-                <w14:ligatures w14:val="none"/>
-              </w:rPr>
-            </w:pPr>
-          </w:p>
-        </w:tc>
-        <w:tc>
-          <w:tcPr>
-            <w:tcW w:w="1350" w:type="dxa"/>
-            <w:noWrap/>
-            <w:vAlign w:val="bottom"/>
-          </w:tcPr>
-          <w:p>
-            <w:pPr>
-              <w:spacing w:after="0" w:line="240" w:lineRule="auto"/>
-              <w:rPr>
-                <w:rFonts w:ascii="Aptos Narrow" w:eastAsia="Times New Roman" w:hAnsi="Aptos Narrow" w:cs="Times New Roman"/>
-                <w:color w:val="000000"/>
-                <w:kern w:val="0"/>
-                <w:sz w:val="22"/>
-                <w:szCs w:val="22"/>
-                <w14:ligatures w14:val="none"/>
-              </w:rPr>
-            </w:pPr>
-          </w:p>
-        </w:tc>
-        <w:tc>
-          <w:tcPr>
-            <w:tcW w:w="2741" w:type="dxa"/>
-          </w:tcPr>
-          <w:p>
-            <w:pPr>
+            <w:tcW w:w="271" w:type="dxa"/>
+            <w:noWrap/>
+            <w:vAlign w:val="bottom"/>
+          </w:tcPr>
+          <w:p>
+            <w:pPr>
+              <w:spacing w:after="0" w:line="240" w:lineRule="auto"/>
+              <w:rPr>
+                <w:rFonts w:ascii="Aptos Narrow" w:eastAsia="Times New Roman" w:hAnsi="Aptos Narrow" w:cs="Times New Roman"/>
+                <w:color w:val="000000"/>
+                <w:kern w:val="0"/>
+                <w:sz w:val="22"/>
+                <w:szCs w:val="22"/>
+                <w14:ligatures w14:val="none"/>
+              </w:rPr>
+            </w:pPr>
+          </w:p>
+        </w:tc>
+        <w:tc>
+          <w:tcPr>
+            <w:tcW w:w="2809" w:type="dxa"/>
+            <w:noWrap/>
+            <w:vAlign w:val="bottom"/>
+          </w:tcPr>
+          <w:p>
+            <w:pPr>
+              <w:spacing w:after="0" w:line="240" w:lineRule="auto"/>
+              <w:rPr>
+                <w:rFonts w:ascii="Aptos Narrow" w:eastAsia="Times New Roman" w:hAnsi="Aptos Narrow" w:cs="Times New Roman"/>
+                <w:color w:val="000000"/>
+                <w:kern w:val="0"/>
+                <w:sz w:val="22"/>
+                <w:szCs w:val="22"/>
+                <w14:ligatures w14:val="none"/>
+              </w:rPr>
+            </w:pPr>
+            <w:r>
+              <w:rPr>
+                <w:rFonts w:ascii="Aptos Narrow" w:eastAsia="Times New Roman" w:hAnsi="Aptos Narrow" w:cs="Times New Roman"/>
+                <w:color w:val="000000"/>
+                <w:kern w:val="0"/>
+                <w:sz w:val="22"/>
+                <w:szCs w:val="22"/>
+                <w14:ligatures w14:val="none"/>
+              </w:rPr>
+              <w:t xml:space="preserve">Is there a sample dataset we can use to test these features? </w:t>
+            </w:r>
+          </w:p>
+        </w:tc>
+        <w:tc>
+          <w:tcPr>
+            <w:tcW w:w="271" w:type="dxa"/>
+            <w:noWrap/>
+            <w:vAlign w:val="bottom"/>
+          </w:tcPr>
+          <w:p>
+            <w:pPr>
+              <w:spacing w:after="0" w:line="240" w:lineRule="auto"/>
+              <w:rPr>
+                <w:rFonts w:ascii="Aptos Narrow" w:eastAsia="Times New Roman" w:hAnsi="Aptos Narrow" w:cs="Times New Roman"/>
+                <w:color w:val="000000"/>
+                <w:kern w:val="0"/>
+                <w:sz w:val="22"/>
+                <w:szCs w:val="22"/>
+                <w14:ligatures w14:val="none"/>
+              </w:rPr>
+            </w:pPr>
+          </w:p>
+        </w:tc>
+        <w:tc>
+          <w:tcPr>
+            <w:tcW w:w="8427" w:type="dxa"/>
+          </w:tcPr>
+          <w:p>
+            <w:pPr>
+              <w:pStyle w:val="ListParagraph"/>
+              <w:numPr>
+                <w:ilvl w:val="0"/>
+                <w:numId w:val="2"/>
+              </w:numPr>
+              <w:spacing w:after="0" w:line="240" w:lineRule="auto"/>
+              <w:rPr>
+                <w:rFonts w:ascii="Aptos Narrow" w:eastAsia="Times New Roman" w:hAnsi="Aptos Narrow" w:cs="Times New Roman"/>
+                <w:color w:val="000000"/>
+                <w:kern w:val="0"/>
+                <w:sz w:val="22"/>
+                <w:szCs w:val="22"/>
+                <w14:ligatures w14:val="none"/>
+              </w:rPr>
+            </w:pPr>
+            <w:r>
+              <w:rPr>
+                <w:rFonts w:ascii="Aptos Narrow" w:eastAsia="Times New Roman" w:hAnsi="Aptos Narrow" w:cs="Times New Roman"/>
+                <w:color w:val="000000"/>
+                <w:kern w:val="0"/>
+                <w:sz w:val="22"/>
+                <w:szCs w:val="22"/>
+                <w14:ligatures w14:val="none"/>
+              </w:rPr>
+              <w:t xml:space="preserve">Yes, will be shared. </w:t>
+            </w:r>
+          </w:p>
+        </w:tc>
+      </w:tr>
+      <w:tr>
+        <w:trPr>
+          <w:trHeight w:val="365"/>
+        </w:trPr>
+        <w:tc>
+          <w:tcPr>
+            <w:tcW w:w="271" w:type="dxa"/>
+            <w:noWrap/>
+            <w:vAlign w:val="bottom"/>
+          </w:tcPr>
+          <w:p>
+            <w:pPr>
+              <w:spacing w:after="0" w:line="240" w:lineRule="auto"/>
+              <w:rPr>
+                <w:rFonts w:ascii="Aptos Narrow" w:eastAsia="Times New Roman" w:hAnsi="Aptos Narrow" w:cs="Times New Roman"/>
+                <w:color w:val="000000"/>
+                <w:kern w:val="0"/>
+                <w:sz w:val="22"/>
+                <w:szCs w:val="22"/>
+                <w14:ligatures w14:val="none"/>
+              </w:rPr>
+            </w:pPr>
+          </w:p>
+        </w:tc>
+        <w:tc>
+          <w:tcPr>
+            <w:tcW w:w="2809" w:type="dxa"/>
+            <w:noWrap/>
+            <w:vAlign w:val="bottom"/>
+          </w:tcPr>
+          <w:p>
+            <w:pPr>
+              <w:spacing w:after="0" w:line="240" w:lineRule="auto"/>
+              <w:rPr>
+                <w:rFonts w:ascii="Aptos Narrow" w:eastAsia="Times New Roman" w:hAnsi="Aptos Narrow" w:cs="Times New Roman"/>
+                <w:color w:val="000000"/>
+                <w:kern w:val="0"/>
+                <w:sz w:val="22"/>
+                <w:szCs w:val="22"/>
+                <w14:ligatures w14:val="none"/>
+              </w:rPr>
+            </w:pPr>
+            <w:r>
+              <w:rPr>
+                <w:rFonts w:ascii="Aptos Narrow" w:eastAsia="Times New Roman" w:hAnsi="Aptos Narrow" w:cs="Times New Roman"/>
+                <w:color w:val="000000"/>
+                <w:kern w:val="0"/>
+                <w:sz w:val="22"/>
+                <w:szCs w:val="22"/>
+                <w14:ligatures w14:val="none"/>
+              </w:rPr>
+              <w:t>Are there any admin abilities you have thought about, or can give us examples of ?</w:t>
+            </w:r>
+          </w:p>
+        </w:tc>
+        <w:tc>
+          <w:tcPr>
+            <w:tcW w:w="271" w:type="dxa"/>
+            <w:noWrap/>
+            <w:vAlign w:val="bottom"/>
+          </w:tcPr>
+          <w:p>
+            <w:pPr>
+              <w:spacing w:after="0" w:line="240" w:lineRule="auto"/>
+              <w:rPr>
+                <w:rFonts w:ascii="Aptos Narrow" w:eastAsia="Times New Roman" w:hAnsi="Aptos Narrow" w:cs="Times New Roman"/>
+                <w:color w:val="000000"/>
+                <w:kern w:val="0"/>
+                <w:sz w:val="22"/>
+                <w:szCs w:val="22"/>
+                <w14:ligatures w14:val="none"/>
+              </w:rPr>
+            </w:pPr>
+          </w:p>
+        </w:tc>
+        <w:tc>
+          <w:tcPr>
+            <w:tcW w:w="8427" w:type="dxa"/>
+          </w:tcPr>
+          <w:p>
+            <w:pPr>
+              <w:pStyle w:val="ListParagraph"/>
+              <w:numPr>
+                <w:ilvl w:val="0"/>
+                <w:numId w:val="2"/>
+              </w:numPr>
+              <w:spacing w:after="0" w:line="240" w:lineRule="auto"/>
+              <w:rPr>
+                <w:rFonts w:ascii="Aptos Narrow" w:eastAsia="Times New Roman" w:hAnsi="Aptos Narrow" w:cs="Times New Roman"/>
+                <w:color w:val="000000"/>
+                <w:kern w:val="0"/>
+                <w:sz w:val="22"/>
+                <w:szCs w:val="22"/>
+                <w14:ligatures w14:val="none"/>
+              </w:rPr>
+            </w:pPr>
+            <w:r>
+              <w:rPr>
+                <w:rFonts w:ascii="Aptos Narrow" w:eastAsia="Times New Roman" w:hAnsi="Aptos Narrow" w:cs="Times New Roman"/>
+                <w:color w:val="000000"/>
+                <w:kern w:val="0"/>
+                <w:sz w:val="22"/>
+                <w:szCs w:val="22"/>
+                <w14:ligatures w14:val="none"/>
+              </w:rPr>
+              <w:t>Download data that is being collected by users -&gt; as a csv</w:t>
+            </w:r>
+          </w:p>
+          <w:p>
+            <w:pPr>
+              <w:pStyle w:val="ListParagraph"/>
+              <w:numPr>
+                <w:ilvl w:val="0"/>
+                <w:numId w:val="2"/>
+              </w:numPr>
+              <w:spacing w:after="0" w:line="240" w:lineRule="auto"/>
+              <w:rPr>
+                <w:rFonts w:ascii="Aptos Narrow" w:eastAsia="Times New Roman" w:hAnsi="Aptos Narrow" w:cs="Times New Roman"/>
+                <w:color w:val="000000"/>
+                <w:kern w:val="0"/>
+                <w:sz w:val="22"/>
+                <w:szCs w:val="22"/>
+                <w14:ligatures w14:val="none"/>
+              </w:rPr>
+            </w:pPr>
+            <w:r>
+              <w:rPr>
+                <w:rFonts w:ascii="Aptos Narrow" w:eastAsia="Times New Roman" w:hAnsi="Aptos Narrow" w:cs="Times New Roman"/>
+                <w:color w:val="000000"/>
+                <w:kern w:val="0"/>
+                <w:sz w:val="22"/>
+                <w:szCs w:val="22"/>
+                <w14:ligatures w14:val="none"/>
+              </w:rPr>
+              <w:t>Ability to add or remove users for security purposes -&gt; banning / suspension feature</w:t>
+            </w:r>
+          </w:p>
+          <w:p>
+            <w:pPr>
+              <w:pStyle w:val="ListParagraph"/>
+              <w:numPr>
+                <w:ilvl w:val="0"/>
+                <w:numId w:val="2"/>
+              </w:numPr>
+              <w:spacing w:after="0" w:line="240" w:lineRule="auto"/>
+              <w:rPr>
+                <w:rFonts w:ascii="Aptos Narrow" w:eastAsia="Times New Roman" w:hAnsi="Aptos Narrow" w:cs="Times New Roman"/>
+                <w:color w:val="000000"/>
+                <w:kern w:val="0"/>
+                <w:sz w:val="22"/>
+                <w:szCs w:val="22"/>
+                <w14:ligatures w14:val="none"/>
+              </w:rPr>
+            </w:pPr>
+            <w:r>
+              <w:rPr>
+                <w:rFonts w:ascii="Aptos Narrow" w:eastAsia="Times New Roman" w:hAnsi="Aptos Narrow" w:cs="Times New Roman"/>
+                <w:color w:val="000000"/>
+                <w:kern w:val="0"/>
+                <w:sz w:val="22"/>
+                <w:szCs w:val="22"/>
+                <w14:ligatures w14:val="none"/>
+              </w:rPr>
+              <w:t>Create different events with different themes for different occasions</w:t>
+            </w:r>
+          </w:p>
+        </w:tc>
+      </w:tr>
+      <w:tr>
+        <w:trPr>
+          <w:trHeight w:val="365"/>
+        </w:trPr>
+        <w:tc>
+          <w:tcPr>
+            <w:tcW w:w="271" w:type="dxa"/>
+            <w:noWrap/>
+            <w:vAlign w:val="bottom"/>
+          </w:tcPr>
+          <w:p>
+            <w:pPr>
+              <w:spacing w:after="0" w:line="240" w:lineRule="auto"/>
+              <w:rPr>
+                <w:rFonts w:ascii="Aptos Narrow" w:eastAsia="Times New Roman" w:hAnsi="Aptos Narrow" w:cs="Times New Roman"/>
+                <w:color w:val="000000"/>
+                <w:kern w:val="0"/>
+                <w:sz w:val="22"/>
+                <w:szCs w:val="22"/>
+                <w14:ligatures w14:val="none"/>
+              </w:rPr>
+            </w:pPr>
+          </w:p>
+        </w:tc>
+        <w:tc>
+          <w:tcPr>
+            <w:tcW w:w="2809" w:type="dxa"/>
+            <w:noWrap/>
+            <w:vAlign w:val="bottom"/>
+          </w:tcPr>
+          <w:p>
+            <w:pPr>
+              <w:spacing w:after="0" w:line="240" w:lineRule="auto"/>
+              <w:rPr>
+                <w:rFonts w:ascii="Aptos Narrow" w:eastAsia="Times New Roman" w:hAnsi="Aptos Narrow" w:cs="Times New Roman"/>
+                <w:color w:val="000000"/>
+                <w:kern w:val="0"/>
+                <w:sz w:val="22"/>
+                <w:szCs w:val="22"/>
+                <w14:ligatures w14:val="none"/>
+              </w:rPr>
+            </w:pPr>
+            <w:r>
+              <w:rPr>
+                <w:rFonts w:ascii="Aptos Narrow" w:eastAsia="Times New Roman" w:hAnsi="Aptos Narrow" w:cs="Times New Roman"/>
+                <w:color w:val="000000"/>
+                <w:kern w:val="0"/>
+                <w:sz w:val="22"/>
+                <w:szCs w:val="22"/>
+                <w14:ligatures w14:val="none"/>
+              </w:rPr>
+              <w:t>Are there any preferences for data storage in the database?</w:t>
+            </w:r>
+          </w:p>
+        </w:tc>
+        <w:tc>
+          <w:tcPr>
+            <w:tcW w:w="271" w:type="dxa"/>
+            <w:noWrap/>
+            <w:vAlign w:val="bottom"/>
+          </w:tcPr>
+          <w:p>
+            <w:pPr>
+              <w:spacing w:after="0" w:line="240" w:lineRule="auto"/>
+              <w:rPr>
+                <w:rFonts w:ascii="Aptos Narrow" w:eastAsia="Times New Roman" w:hAnsi="Aptos Narrow" w:cs="Times New Roman"/>
+                <w:color w:val="000000"/>
+                <w:kern w:val="0"/>
+                <w:sz w:val="22"/>
+                <w:szCs w:val="22"/>
+                <w14:ligatures w14:val="none"/>
+              </w:rPr>
+            </w:pPr>
+          </w:p>
+        </w:tc>
+        <w:tc>
+          <w:tcPr>
+            <w:tcW w:w="8427" w:type="dxa"/>
+          </w:tcPr>
+          <w:p>
+            <w:pPr>
+              <w:pStyle w:val="ListParagraph"/>
+              <w:numPr>
+                <w:ilvl w:val="0"/>
+                <w:numId w:val="2"/>
+              </w:numPr>
+              <w:spacing w:after="0" w:line="240" w:lineRule="auto"/>
+              <w:rPr>
+                <w:rFonts w:ascii="Aptos Narrow" w:eastAsia="Times New Roman" w:hAnsi="Aptos Narrow" w:cs="Times New Roman"/>
+                <w:color w:val="000000"/>
+                <w:kern w:val="0"/>
+                <w:sz w:val="22"/>
+                <w:szCs w:val="22"/>
+                <w14:ligatures w14:val="none"/>
+              </w:rPr>
+            </w:pPr>
+            <w:r>
+              <w:rPr>
+                <w:rFonts w:ascii="Aptos Narrow" w:eastAsia="Times New Roman" w:hAnsi="Aptos Narrow" w:cs="Times New Roman"/>
+                <w:color w:val="000000"/>
+                <w:kern w:val="0"/>
+                <w:sz w:val="22"/>
+                <w:szCs w:val="22"/>
+                <w14:ligatures w14:val="none"/>
+              </w:rPr>
+              <w:t>User profiles: User( actions, pictures taken, level, etc.)  -&gt; make these downloadable</w:t>
+            </w:r>
+          </w:p>
+          <w:p>
+            <w:pPr>
+              <w:pStyle w:val="ListParagraph"/>
               <w:spacing w:after="0" w:line="240" w:lineRule="auto"/>
               <w:rPr>
                 <w:rFonts w:ascii="Aptos Narrow" w:eastAsia="Times New Roman" w:hAnsi="Aptos Narrow" w:cs="Times New Roman"/>
@@ -1670,7 +2306,6 @@
                 <w:szCs w:val="22"/>
                 <w14:ligatures w14:val="none"/>
               </w:rPr>
-              <w:lastRenderedPageBreak/>
               <w:t>Task</w:t>
             </w:r>
           </w:p>
@@ -2067,8 +2702,123 @@
       </w:rPr>
     </w:lvl>
   </w:abstractNum>
+  <w:abstractNum w:abstractNumId="1" w15:restartNumberingAfterBreak="0">
+    <w:nsid w:val="63503A40"/>
+    <w:multiLevelType w:val="hybridMultilevel"/>
+    <w:tmpl w:val="F252BB8C"/>
+    <w:lvl w:ilvl="0" w:tplc="04090001">
+      <w:numFmt w:val="bullet"/>
+      <w:lvlText w:val=""/>
+      <w:lvlJc w:val="left"/>
+      <w:pPr>
+        <w:ind w:left="720" w:hanging="360"/>
+      </w:pPr>
+      <w:rPr>
+        <w:rFonts w:ascii="Symbol" w:eastAsia="Times New Roman" w:hAnsi="Symbol" w:cs="Times New Roman" w:hint="default"/>
+      </w:rPr>
+    </w:lvl>
+    <w:lvl w:ilvl="1" w:tplc="04090003" w:tentative="1">
+      <w:start w:val="1"/>
+      <w:numFmt w:val="bullet"/>
+      <w:lvlText w:val="o"/>
+      <w:lvlJc w:val="left"/>
+      <w:pPr>
+        <w:ind w:left="1440" w:hanging="360"/>
+      </w:pPr>
+      <w:rPr>
+        <w:rFonts w:ascii="Courier New" w:hAnsi="Courier New" w:cs="Courier New" w:hint="default"/>
+      </w:rPr>
+    </w:lvl>
+    <w:lvl w:ilvl="2" w:tplc="04090005" w:tentative="1">
+      <w:start w:val="1"/>
+      <w:numFmt w:val="bullet"/>
+      <w:lvlText w:val=""/>
+      <w:lvlJc w:val="left"/>
+      <w:pPr>
+        <w:ind w:left="2160" w:hanging="360"/>
+      </w:pPr>
+      <w:rPr>
+        <w:rFonts w:ascii="Wingdings" w:hAnsi="Wingdings" w:hint="default"/>
+      </w:rPr>
+    </w:lvl>
+    <w:lvl w:ilvl="3" w:tplc="04090001" w:tentative="1">
+      <w:start w:val="1"/>
+      <w:numFmt w:val="bullet"/>
+      <w:lvlText w:val=""/>
+      <w:lvlJc w:val="left"/>
+      <w:pPr>
+        <w:ind w:left="2880" w:hanging="360"/>
+      </w:pPr>
+      <w:rPr>
+        <w:rFonts w:ascii="Symbol" w:hAnsi="Symbol" w:hint="default"/>
+      </w:rPr>
+    </w:lvl>
+    <w:lvl w:ilvl="4" w:tplc="04090003" w:tentative="1">
+      <w:start w:val="1"/>
+      <w:numFmt w:val="bullet"/>
+      <w:lvlText w:val="o"/>
+      <w:lvlJc w:val="left"/>
+      <w:pPr>
+        <w:ind w:left="3600" w:hanging="360"/>
+      </w:pPr>
+      <w:rPr>
+        <w:rFonts w:ascii="Courier New" w:hAnsi="Courier New" w:cs="Courier New" w:hint="default"/>
+      </w:rPr>
+    </w:lvl>
+    <w:lvl w:ilvl="5" w:tplc="04090005" w:tentative="1">
+      <w:start w:val="1"/>
+      <w:numFmt w:val="bullet"/>
+      <w:lvlText w:val=""/>
+      <w:lvlJc w:val="left"/>
+      <w:pPr>
+        <w:ind w:left="4320" w:hanging="360"/>
+      </w:pPr>
+      <w:rPr>
+        <w:rFonts w:ascii="Wingdings" w:hAnsi="Wingdings" w:hint="default"/>
+      </w:rPr>
+    </w:lvl>
+    <w:lvl w:ilvl="6" w:tplc="04090001" w:tentative="1">
+      <w:start w:val="1"/>
+      <w:numFmt w:val="bullet"/>
+      <w:lvlText w:val=""/>
+      <w:lvlJc w:val="left"/>
+      <w:pPr>
+        <w:ind w:left="5040" w:hanging="360"/>
+      </w:pPr>
+      <w:rPr>
+        <w:rFonts w:ascii="Symbol" w:hAnsi="Symbol" w:hint="default"/>
+      </w:rPr>
+    </w:lvl>
+    <w:lvl w:ilvl="7" w:tplc="04090003" w:tentative="1">
+      <w:start w:val="1"/>
+      <w:numFmt w:val="bullet"/>
+      <w:lvlText w:val="o"/>
+      <w:lvlJc w:val="left"/>
+      <w:pPr>
+        <w:ind w:left="5760" w:hanging="360"/>
+      </w:pPr>
+      <w:rPr>
+        <w:rFonts w:ascii="Courier New" w:hAnsi="Courier New" w:cs="Courier New" w:hint="default"/>
+      </w:rPr>
+    </w:lvl>
+    <w:lvl w:ilvl="8" w:tplc="04090005" w:tentative="1">
+      <w:start w:val="1"/>
+      <w:numFmt w:val="bullet"/>
+      <w:lvlText w:val=""/>
+      <w:lvlJc w:val="left"/>
+      <w:pPr>
+        <w:ind w:left="6480" w:hanging="360"/>
+      </w:pPr>
+      <w:rPr>
+        <w:rFonts w:ascii="Wingdings" w:hAnsi="Wingdings" w:hint="default"/>
+      </w:rPr>
+    </w:lvl>
+  </w:abstractNum>
   <w:num w:numId="1" w16cid:durableId="1288200889">
     <w:abstractNumId w:val="0"/>
+  </w:num>
+  <w:num w:numId="2" w16cid:durableId="420878293">
+    <w:abstractNumId w:val="1"/>
   </w:num>
 </w:numbering>
 </file>
@@ -3309,21 +4059,6 @@
 </file>
 
 <file path=customXml/item1.xml><?xml version="1.0" encoding="utf-8"?>
-<?mso-contentType ?>
-<FormTemplates xmlns="http://schemas.microsoft.com/sharepoint/v3/contenttype/forms">
-  <Display>DocumentLibraryForm</Display>
-  <Edit>DocumentLibraryForm</Edit>
-  <New>DocumentLibraryForm</New>
-</FormTemplates>
-</file>
-
-<file path=customXml/item2.xml><?xml version="1.0" encoding="utf-8"?>
-<p:properties xmlns:p="http://schemas.microsoft.com/office/2006/metadata/properties" xmlns:xsi="http://www.w3.org/2001/XMLSchema-instance" xmlns:pc="http://schemas.microsoft.com/office/infopath/2007/PartnerControls">
-  <documentManagement/>
-</p:properties>
-</file>
-
-<file path=customXml/item3.xml><?xml version="1.0" encoding="utf-8"?>
 <ct:contentTypeSchema xmlns:ct="http://schemas.microsoft.com/office/2006/metadata/contentType" xmlns:ma="http://schemas.microsoft.com/office/2006/metadata/properties/metaAttributes" ct:_="" ma:_="" ma:contentTypeName="Document" ma:contentTypeID="0x010100D14779E72E7FC4438963C34369DAF59B" ma:contentTypeVersion="3" ma:contentTypeDescription="Create a new document." ma:contentTypeScope="" ma:versionID="41c1b9592731e4031690e8084f7f6b17">
   <xsd:schema xmlns:xsd="http://www.w3.org/2001/XMLSchema" xmlns:xs="http://www.w3.org/2001/XMLSchema" xmlns:p="http://schemas.microsoft.com/office/2006/metadata/properties" xmlns:ns2="ff572869-a1b6-49f0-bd17-77182ad9488d" targetNamespace="http://schemas.microsoft.com/office/2006/metadata/properties" ma:root="true" ma:fieldsID="97cdc7b761a6ac842c78e51979414858" ns2:_="">
     <xsd:import namespace="ff572869-a1b6-49f0-bd17-77182ad9488d"/>
@@ -3461,24 +4196,22 @@
 </ct:contentTypeSchema>
 </file>
 
-<file path=customXml/itemProps1.xml><?xml version="1.0" encoding="utf-8"?>
-<ds:datastoreItem xmlns:ds="http://schemas.openxmlformats.org/officeDocument/2006/customXml" ds:itemID="{52D37AB0-EEDF-440B-9035-DCD7D98D8077}">
-  <ds:schemaRefs>
-    <ds:schemaRef ds:uri="http://schemas.microsoft.com/sharepoint/v3/contenttype/forms"/>
-  </ds:schemaRefs>
-</ds:datastoreItem>
+<file path=customXml/item2.xml><?xml version="1.0" encoding="utf-8"?>
+<p:properties xmlns:p="http://schemas.microsoft.com/office/2006/metadata/properties" xmlns:xsi="http://www.w3.org/2001/XMLSchema-instance" xmlns:pc="http://schemas.microsoft.com/office/infopath/2007/PartnerControls">
+  <documentManagement/>
+</p:properties>
 </file>
 
-<file path=customXml/itemProps2.xml><?xml version="1.0" encoding="utf-8"?>
-<ds:datastoreItem xmlns:ds="http://schemas.openxmlformats.org/officeDocument/2006/customXml" ds:itemID="{3289A435-FE94-4E58-BA97-E21DE046213E}">
-  <ds:schemaRefs>
-    <ds:schemaRef ds:uri="http://schemas.microsoft.com/office/2006/metadata/properties"/>
-    <ds:schemaRef ds:uri="http://schemas.microsoft.com/office/infopath/2007/PartnerControls"/>
-  </ds:schemaRefs>
-</ds:datastoreItem>
+<file path=customXml/item3.xml><?xml version="1.0" encoding="utf-8"?>
+<?mso-contentType ?>
+<FormTemplates xmlns="http://schemas.microsoft.com/sharepoint/v3/contenttype/forms">
+  <Display>DocumentLibraryForm</Display>
+  <Edit>DocumentLibraryForm</Edit>
+  <New>DocumentLibraryForm</New>
+</FormTemplates>
 </file>
 
-<file path=customXml/itemProps3.xml><?xml version="1.0" encoding="utf-8"?>
+<file path=customXml/itemProps1.xml><?xml version="1.0" encoding="utf-8"?>
 <ds:datastoreItem xmlns:ds="http://schemas.openxmlformats.org/officeDocument/2006/customXml" ds:itemID="{CF9B58C3-339A-444A-BE05-385B20C42414}">
   <ds:schemaRefs>
     <ds:schemaRef ds:uri="http://schemas.microsoft.com/office/2006/metadata/contentType"/>
@@ -3494,4 +4227,21 @@
     <ds:schemaRef ds:uri="http://schemas.microsoft.com/internal/obd"/>
   </ds:schemaRefs>
 </ds:datastoreItem>
+</file>
+
+<file path=customXml/itemProps2.xml><?xml version="1.0" encoding="utf-8"?>
+<ds:datastoreItem xmlns:ds="http://schemas.openxmlformats.org/officeDocument/2006/customXml" ds:itemID="{3289A435-FE94-4E58-BA97-E21DE046213E}">
+  <ds:schemaRefs>
+    <ds:schemaRef ds:uri="http://schemas.microsoft.com/office/2006/metadata/properties"/>
+    <ds:schemaRef ds:uri="http://schemas.microsoft.com/office/infopath/2007/PartnerControls"/>
+  </ds:schemaRefs>
+</ds:datastoreItem>
+</file>
+
+<file path=customXml/itemProps3.xml><?xml version="1.0" encoding="utf-8"?>
+<ds:datastoreItem xmlns:ds="http://schemas.openxmlformats.org/officeDocument/2006/customXml" ds:itemID="{52D37AB0-EEDF-440B-9035-DCD7D98D8077}">
+  <ds:schemaRefs>
+    <ds:schemaRef ds:uri="http://schemas.microsoft.com/sharepoint/v3/contenttype/forms"/>
+  </ds:schemaRefs>
+</ds:datastoreItem>
 </file>